--- a/az/wisdom-stories/justice-and-compassion.docx
+++ b/az/wisdom-stories/justice-and-compassion.docx
@@ -40,7 +40,7 @@
         <w:rPr>
           <w:lang/>
         </w:rPr>
-        <w:t>Bir gün doktor Tarıq Nüsrətin yanına gətirilən ağır yaralılardan biri öz oğlu olur. Onu xilas etməyin mümkün olmadığını görən həkim oğluna da istisna etmir, iynəni vurmur.</w:t>
+        <w:t>Bir gün doktor Tarıq Nüsrətin yanına gətirilən ağır yaralılardan biri öz oğlu olur. Onu xilas etməyin mümkün olmadığını görən həkim oğluna da güzəşt etmir, iynəni vurmur.</w:t>
       </w:r>
     </w:p>
     <w:p>
